--- a/zht/docx/40.content.docx
+++ b/zht/docx/40.content.docx
@@ -19,7 +19,7 @@
         <w:rPr>
           <w:lang w:val="zh_TW" w:bidi="zh_TW"/>
         </w:rPr>
-        <w:t>Resource: 研讀筆記 - 書籍簡介 (Tyndale)</w:t>
+        <w:t>Resource: Tyndale Open Study Notes</w:t>
       </w:r>
       <w:r>
         <w:rPr>
@@ -112,7 +112,7 @@
         <w:rPr>
           <w:lang w:val="zh_TW" w:bidi="zh_TW"/>
         </w:rPr>
-        <w:t>研讀筆記 - 書籍簡介 (Tyndale)</w:t>
+        <w:t>Tyndale Open Study Notes</w:t>
       </w:r>
     </w:p>
     <w:p>

--- a/zht/docx/40.content.docx
+++ b/zht/docx/40.content.docx
@@ -19,7 +19,7 @@
         <w:rPr>
           <w:lang w:val="zh_TW" w:bidi="zh_TW"/>
         </w:rPr>
-        <w:t>Resource: Tyndale Open Study Notes</w:t>
+        <w:t>Resource: Aquifer Open Study Notes (Book Intros)</w:t>
       </w:r>
       <w:r>
         <w:rPr>
@@ -112,7 +112,7 @@
         <w:rPr>
           <w:lang w:val="zh_TW" w:bidi="zh_TW"/>
         </w:rPr>
-        <w:t>Tyndale Open Study Notes</w:t>
+        <w:t>Aquifer Open Study Notes (Book Intros)</w:t>
       </w:r>
     </w:p>
     <w:p>

--- a/zht/docx/40.content.docx
+++ b/zht/docx/40.content.docx
@@ -272,36 +272,24 @@
         </w:rPr>
         <w:t>閱讀馬太福音的基督徒受到挑戰，他們要以猶太基督徒的身分活在完全信奉妥拉（Torah）的猶太人當中。雅各的書信也同樣喚起了一種仍然緊緊依附於猶太會堂的基督教（見</w:t>
       </w:r>
-      <w:hyperlink r:id="rId13">
-        <w:r>
-          <w:rPr>
-            <w:lang w:val="zh_TW" w:bidi="zh_TW"/>
-          </w:rPr>
-          <w:rPr>
-            <w:color w:val="0000EE"/>
-            <w:u w:val="single"/>
-          </w:rPr>
-          <w:t>雅2:1–26</w:t>
-        </w:r>
-      </w:hyperlink>
+      <w:r>
+        <w:rPr>
+          <w:lang w:val="zh_TW" w:bidi="zh_TW"/>
+        </w:rPr>
+        <w:t>雅2:1–26</w:t>
+      </w:r>
       <w:r>
         <w:rPr>
           <w:lang w:val="zh_TW" w:bidi="zh_TW"/>
         </w:rPr>
         <w:t>）。這種猶太基督教對猶太社群的委身，與其對榮耀的主的委身一樣堅定（參</w:t>
       </w:r>
-      <w:hyperlink r:id="rId14">
-        <w:r>
-          <w:rPr>
-            <w:lang w:val="zh_TW" w:bidi="zh_TW"/>
-          </w:rPr>
-          <w:rPr>
-            <w:color w:val="0000EE"/>
-            <w:u w:val="single"/>
-          </w:rPr>
-          <w:t>徒15:1–41</w:t>
-        </w:r>
-      </w:hyperlink>
+      <w:r>
+        <w:rPr>
+          <w:lang w:val="zh_TW" w:bidi="zh_TW"/>
+        </w:rPr>
+        <w:t>徒15:1–41</w:t>
+      </w:r>
       <w:r>
         <w:rPr>
           <w:lang w:val="zh_TW" w:bidi="zh_TW"/>
@@ -347,180 +335,120 @@
         </w:rPr>
         <w:t>馬太福音的故事是從耶穌出生前一直到祂死後復活的記錄。耶穌在孩童時期經歷了一系列潛在的危險（</w:t>
       </w:r>
-      <w:hyperlink r:id="rId15">
-        <w:r>
-          <w:rPr>
-            <w:lang w:val="zh_TW" w:bidi="zh_TW"/>
-          </w:rPr>
-          <w:rPr>
-            <w:color w:val="0000EE"/>
-            <w:u w:val="single"/>
-          </w:rPr>
-          <w:t>第2章</w:t>
-        </w:r>
-      </w:hyperlink>
+      <w:r>
+        <w:rPr>
+          <w:lang w:val="zh_TW" w:bidi="zh_TW"/>
+        </w:rPr>
+        <w:t>第2章</w:t>
+      </w:r>
       <w:r>
         <w:rPr>
           <w:lang w:val="zh_TW" w:bidi="zh_TW"/>
         </w:rPr>
         <w:t>）。成年後，祂開始了非常短暫的事工，宣講神的公義（</w:t>
       </w:r>
-      <w:hyperlink r:id="rId16">
-        <w:r>
-          <w:rPr>
-            <w:lang w:val="zh_TW" w:bidi="zh_TW"/>
-          </w:rPr>
-          <w:rPr>
-            <w:color w:val="0000EE"/>
-            <w:u w:val="single"/>
-          </w:rPr>
-          <w:t>第5–7章</w:t>
-        </w:r>
-      </w:hyperlink>
+      <w:r>
+        <w:rPr>
+          <w:lang w:val="zh_TW" w:bidi="zh_TW"/>
+        </w:rPr>
+        <w:t>第5–7章</w:t>
+      </w:r>
       <w:r>
         <w:rPr>
           <w:lang w:val="zh_TW" w:bidi="zh_TW"/>
         </w:rPr>
         <w:t>），並行了驚人的神蹟（</w:t>
       </w:r>
-      <w:hyperlink r:id="rId17">
-        <w:r>
-          <w:rPr>
-            <w:lang w:val="zh_TW" w:bidi="zh_TW"/>
-          </w:rPr>
-          <w:rPr>
-            <w:color w:val="0000EE"/>
-            <w:u w:val="single"/>
-          </w:rPr>
-          <w:t>8:1–9:34</w:t>
-        </w:r>
-      </w:hyperlink>
+      <w:r>
+        <w:rPr>
+          <w:lang w:val="zh_TW" w:bidi="zh_TW"/>
+        </w:rPr>
+        <w:t>8:1–9:34</w:t>
+      </w:r>
       <w:r>
         <w:rPr>
           <w:lang w:val="zh_TW" w:bidi="zh_TW"/>
         </w:rPr>
         <w:t>）；祂藉著差遣十二使徒來擴展祂的影響範圍（</w:t>
       </w:r>
-      <w:hyperlink r:id="rId18">
-        <w:r>
-          <w:rPr>
-            <w:lang w:val="zh_TW" w:bidi="zh_TW"/>
-          </w:rPr>
-          <w:rPr>
-            <w:color w:val="0000EE"/>
-            <w:u w:val="single"/>
-          </w:rPr>
-          <w:t>9:35–11:1</w:t>
-        </w:r>
-      </w:hyperlink>
+      <w:r>
+        <w:rPr>
+          <w:lang w:val="zh_TW" w:bidi="zh_TW"/>
+        </w:rPr>
+        <w:t>9:35–11:1</w:t>
+      </w:r>
       <w:r>
         <w:rPr>
           <w:lang w:val="zh_TW" w:bidi="zh_TW"/>
         </w:rPr>
         <w:t>）。然而，耶穌的大部分經歷受到加利利和猶太地區猶太人的完全拒絕（</w:t>
       </w:r>
-      <w:hyperlink r:id="rId19">
-        <w:r>
-          <w:rPr>
-            <w:lang w:val="zh_TW" w:bidi="zh_TW"/>
-          </w:rPr>
-          <w:rPr>
-            <w:color w:val="0000EE"/>
-            <w:u w:val="single"/>
-          </w:rPr>
-          <w:t>第11–17章</w:t>
-        </w:r>
-      </w:hyperlink>
+      <w:r>
+        <w:rPr>
+          <w:lang w:val="zh_TW" w:bidi="zh_TW"/>
+        </w:rPr>
+        <w:t>第11–17章</w:t>
+      </w:r>
       <w:r>
         <w:rPr>
           <w:lang w:val="zh_TW" w:bidi="zh_TW"/>
         </w:rPr>
         <w:t>）。在祂人生的最後一週，祂在聖殿中與猶太領袖對峙（</w:t>
       </w:r>
-      <w:hyperlink r:id="rId20">
-        <w:r>
-          <w:rPr>
-            <w:lang w:val="zh_TW" w:bidi="zh_TW"/>
-          </w:rPr>
-          <w:rPr>
-            <w:color w:val="0000EE"/>
-            <w:u w:val="single"/>
-          </w:rPr>
-          <w:t>第21–22章</w:t>
-        </w:r>
-      </w:hyperlink>
+      <w:r>
+        <w:rPr>
+          <w:lang w:val="zh_TW" w:bidi="zh_TW"/>
+        </w:rPr>
+        <w:t>第21–22章</w:t>
+      </w:r>
       <w:r>
         <w:rPr>
           <w:lang w:val="zh_TW" w:bidi="zh_TW"/>
         </w:rPr>
         <w:t>），對於那些誤導百姓的權威人物，祂做了最後一系列「有禍了」的宣告（</w:t>
       </w:r>
-      <w:hyperlink r:id="rId21">
-        <w:r>
-          <w:rPr>
-            <w:lang w:val="zh_TW" w:bidi="zh_TW"/>
-          </w:rPr>
-          <w:rPr>
-            <w:color w:val="0000EE"/>
-            <w:u w:val="single"/>
-          </w:rPr>
-          <w:t>第23章</w:t>
-        </w:r>
-      </w:hyperlink>
+      <w:r>
+        <w:rPr>
+          <w:lang w:val="zh_TW" w:bidi="zh_TW"/>
+        </w:rPr>
+        <w:t>第23章</w:t>
+      </w:r>
       <w:r>
         <w:rPr>
           <w:lang w:val="zh_TW" w:bidi="zh_TW"/>
         </w:rPr>
         <w:t>），並預言神將審判並摧毀耶路撒冷（</w:t>
       </w:r>
-      <w:hyperlink r:id="rId22">
-        <w:r>
-          <w:rPr>
-            <w:lang w:val="zh_TW" w:bidi="zh_TW"/>
-          </w:rPr>
-          <w:rPr>
-            <w:color w:val="0000EE"/>
-            <w:u w:val="single"/>
-          </w:rPr>
-          <w:t>第24–25章</w:t>
-        </w:r>
-      </w:hyperlink>
+      <w:r>
+        <w:rPr>
+          <w:lang w:val="zh_TW" w:bidi="zh_TW"/>
+        </w:rPr>
+        <w:t>第24–25章</w:t>
+      </w:r>
       <w:r>
         <w:rPr>
           <w:lang w:val="zh_TW" w:bidi="zh_TW"/>
         </w:rPr>
         <w:t>）。耶穌因反對猶太領袖和挑戰現狀而被抓捕、審判、並被釘十字架（</w:t>
       </w:r>
-      <w:hyperlink r:id="rId23">
-        <w:r>
-          <w:rPr>
-            <w:lang w:val="zh_TW" w:bidi="zh_TW"/>
-          </w:rPr>
-          <w:rPr>
-            <w:color w:val="0000EE"/>
-            <w:u w:val="single"/>
-          </w:rPr>
-          <w:t>第26–27章</w:t>
-        </w:r>
-      </w:hyperlink>
+      <w:r>
+        <w:rPr>
+          <w:lang w:val="zh_TW" w:bidi="zh_TW"/>
+        </w:rPr>
+        <w:t>第26–27章</w:t>
+      </w:r>
       <w:r>
         <w:rPr>
           <w:lang w:val="zh_TW" w:bidi="zh_TW"/>
         </w:rPr>
         <w:t>）。隨後，祂藉著復活得到伸冤，並把大使命交付祂的門徒，要他們使萬民作祂的門徒（</w:t>
       </w:r>
-      <w:hyperlink r:id="rId24">
-        <w:r>
-          <w:rPr>
-            <w:lang w:val="zh_TW" w:bidi="zh_TW"/>
-          </w:rPr>
-          <w:rPr>
-            <w:color w:val="0000EE"/>
-            <w:u w:val="single"/>
-          </w:rPr>
-          <w:t>第28章</w:t>
-        </w:r>
-      </w:hyperlink>
+      <w:r>
+        <w:rPr>
+          <w:lang w:val="zh_TW" w:bidi="zh_TW"/>
+        </w:rPr>
+        <w:t>第28章</w:t>
+      </w:r>
       <w:r>
         <w:rPr>
           <w:lang w:val="zh_TW" w:bidi="zh_TW"/>
@@ -541,270 +469,180 @@
         </w:rPr>
         <w:t>馬太根據兩個結構原則來編排他的福音書。首先，在引言（</w:t>
       </w:r>
-      <w:hyperlink r:id="rId25">
-        <w:r>
-          <w:rPr>
-            <w:lang w:val="zh_TW" w:bidi="zh_TW"/>
-          </w:rPr>
-          <w:rPr>
-            <w:color w:val="0000EE"/>
-            <w:u w:val="single"/>
-          </w:rPr>
-          <w:t>1–4章</w:t>
-        </w:r>
-      </w:hyperlink>
+      <w:r>
+        <w:rPr>
+          <w:lang w:val="zh_TW" w:bidi="zh_TW"/>
+        </w:rPr>
+        <w:t>1–4章</w:t>
+      </w:r>
       <w:r>
         <w:rPr>
           <w:lang w:val="zh_TW" w:bidi="zh_TW"/>
         </w:rPr>
         <w:t>）之後，馬太交替使用教導材料（teaching material）和敘事材料（narrative material）。因此，我們在</w:t>
       </w:r>
-      <w:hyperlink r:id="rId16">
-        <w:r>
-          <w:rPr>
-            <w:lang w:val="zh_TW" w:bidi="zh_TW"/>
-          </w:rPr>
-          <w:rPr>
-            <w:color w:val="0000EE"/>
-            <w:u w:val="single"/>
-          </w:rPr>
-          <w:t>第5–7</w:t>
-        </w:r>
-      </w:hyperlink>
+      <w:r>
+        <w:rPr>
+          <w:lang w:val="zh_TW" w:bidi="zh_TW"/>
+        </w:rPr>
+        <w:t>第5–7</w:t>
+      </w:r>
       <w:r>
         <w:rPr>
           <w:lang w:val="zh_TW" w:bidi="zh_TW"/>
         </w:rPr>
         <w:t>、</w:t>
       </w:r>
-      <w:hyperlink r:id="rId26">
-        <w:r>
-          <w:rPr>
-            <w:lang w:val="zh_TW" w:bidi="zh_TW"/>
-          </w:rPr>
-          <w:rPr>
-            <w:color w:val="0000EE"/>
-            <w:u w:val="single"/>
-          </w:rPr>
-          <w:t>10</w:t>
-        </w:r>
-      </w:hyperlink>
+      <w:r>
+        <w:rPr>
+          <w:lang w:val="zh_TW" w:bidi="zh_TW"/>
+        </w:rPr>
+        <w:t>10</w:t>
+      </w:r>
       <w:r>
         <w:rPr>
           <w:lang w:val="zh_TW" w:bidi="zh_TW"/>
         </w:rPr>
         <w:t>、</w:t>
       </w:r>
-      <w:hyperlink r:id="rId27">
-        <w:r>
-          <w:rPr>
-            <w:lang w:val="zh_TW" w:bidi="zh_TW"/>
-          </w:rPr>
-          <w:rPr>
-            <w:color w:val="0000EE"/>
-            <w:u w:val="single"/>
-          </w:rPr>
-          <w:t>13</w:t>
-        </w:r>
-      </w:hyperlink>
+      <w:r>
+        <w:rPr>
+          <w:lang w:val="zh_TW" w:bidi="zh_TW"/>
+        </w:rPr>
+        <w:t>13</w:t>
+      </w:r>
       <w:r>
         <w:rPr>
           <w:lang w:val="zh_TW" w:bidi="zh_TW"/>
         </w:rPr>
         <w:t>、</w:t>
       </w:r>
-      <w:hyperlink r:id="rId28">
-        <w:r>
-          <w:rPr>
-            <w:lang w:val="zh_TW" w:bidi="zh_TW"/>
-          </w:rPr>
-          <w:rPr>
-            <w:color w:val="0000EE"/>
-            <w:u w:val="single"/>
-          </w:rPr>
-          <w:t>18</w:t>
-        </w:r>
-      </w:hyperlink>
+      <w:r>
+        <w:rPr>
+          <w:lang w:val="zh_TW" w:bidi="zh_TW"/>
+        </w:rPr>
+        <w:t>18</w:t>
+      </w:r>
       <w:r>
         <w:rPr>
           <w:lang w:val="zh_TW" w:bidi="zh_TW"/>
         </w:rPr>
         <w:t>、</w:t>
       </w:r>
-      <w:hyperlink r:id="rId29">
-        <w:r>
-          <w:rPr>
-            <w:lang w:val="zh_TW" w:bidi="zh_TW"/>
-          </w:rPr>
-          <w:rPr>
-            <w:color w:val="0000EE"/>
-            <w:u w:val="single"/>
-          </w:rPr>
-          <w:t>23–25章</w:t>
-        </w:r>
-      </w:hyperlink>
+      <w:r>
+        <w:rPr>
+          <w:lang w:val="zh_TW" w:bidi="zh_TW"/>
+        </w:rPr>
+        <w:t>23–25章</w:t>
+      </w:r>
       <w:r>
         <w:rPr>
           <w:lang w:val="zh_TW" w:bidi="zh_TW"/>
         </w:rPr>
         <w:t>中有論述和教導；在</w:t>
       </w:r>
-      <w:hyperlink r:id="rId30">
-        <w:r>
-          <w:rPr>
-            <w:lang w:val="zh_TW" w:bidi="zh_TW"/>
-          </w:rPr>
-          <w:rPr>
-            <w:color w:val="0000EE"/>
-            <w:u w:val="single"/>
-          </w:rPr>
-          <w:t>第8–9</w:t>
-        </w:r>
-      </w:hyperlink>
+      <w:r>
+        <w:rPr>
+          <w:lang w:val="zh_TW" w:bidi="zh_TW"/>
+        </w:rPr>
+        <w:t>第8–9</w:t>
+      </w:r>
       <w:r>
         <w:rPr>
           <w:lang w:val="zh_TW" w:bidi="zh_TW"/>
         </w:rPr>
         <w:t>、</w:t>
       </w:r>
-      <w:hyperlink r:id="rId31">
-        <w:r>
-          <w:rPr>
-            <w:lang w:val="zh_TW" w:bidi="zh_TW"/>
-          </w:rPr>
-          <w:rPr>
-            <w:color w:val="0000EE"/>
-            <w:u w:val="single"/>
-          </w:rPr>
-          <w:t>11–12</w:t>
-        </w:r>
-      </w:hyperlink>
+      <w:r>
+        <w:rPr>
+          <w:lang w:val="zh_TW" w:bidi="zh_TW"/>
+        </w:rPr>
+        <w:t>11–12</w:t>
+      </w:r>
       <w:r>
         <w:rPr>
           <w:lang w:val="zh_TW" w:bidi="zh_TW"/>
         </w:rPr>
         <w:t>、</w:t>
       </w:r>
-      <w:hyperlink r:id="rId32">
-        <w:r>
-          <w:rPr>
-            <w:lang w:val="zh_TW" w:bidi="zh_TW"/>
-          </w:rPr>
-          <w:rPr>
-            <w:color w:val="0000EE"/>
-            <w:u w:val="single"/>
-          </w:rPr>
-          <w:t>14–17</w:t>
-        </w:r>
-      </w:hyperlink>
+      <w:r>
+        <w:rPr>
+          <w:lang w:val="zh_TW" w:bidi="zh_TW"/>
+        </w:rPr>
+        <w:t>14–17</w:t>
+      </w:r>
       <w:r>
         <w:rPr>
           <w:lang w:val="zh_TW" w:bidi="zh_TW"/>
         </w:rPr>
         <w:t>、</w:t>
       </w:r>
-      <w:hyperlink r:id="rId33">
-        <w:r>
-          <w:rPr>
-            <w:lang w:val="zh_TW" w:bidi="zh_TW"/>
-          </w:rPr>
-          <w:rPr>
-            <w:color w:val="0000EE"/>
-            <w:u w:val="single"/>
-          </w:rPr>
-          <w:t>19–22</w:t>
-        </w:r>
-      </w:hyperlink>
+      <w:r>
+        <w:rPr>
+          <w:lang w:val="zh_TW" w:bidi="zh_TW"/>
+        </w:rPr>
+        <w:t>19–22</w:t>
+      </w:r>
       <w:r>
         <w:rPr>
           <w:lang w:val="zh_TW" w:bidi="zh_TW"/>
         </w:rPr>
         <w:t>、</w:t>
       </w:r>
-      <w:hyperlink r:id="rId34">
-        <w:r>
-          <w:rPr>
-            <w:lang w:val="zh_TW" w:bidi="zh_TW"/>
-          </w:rPr>
-          <w:rPr>
-            <w:color w:val="0000EE"/>
-            <w:u w:val="single"/>
-          </w:rPr>
-          <w:t>26–28章</w:t>
-        </w:r>
-      </w:hyperlink>
+      <w:r>
+        <w:rPr>
+          <w:lang w:val="zh_TW" w:bidi="zh_TW"/>
+        </w:rPr>
+        <w:t>26–28章</w:t>
+      </w:r>
       <w:r>
         <w:rPr>
           <w:lang w:val="zh_TW" w:bidi="zh_TW"/>
         </w:rPr>
         <w:t>中有敘事（narrative）。其次，馬太記錄了耶穌以末日神國來臨的信息對抗以色列人（</w:t>
       </w:r>
-      <w:hyperlink r:id="rId35">
-        <w:r>
-          <w:rPr>
-            <w:lang w:val="zh_TW" w:bidi="zh_TW"/>
-          </w:rPr>
-          <w:rPr>
-            <w:color w:val="0000EE"/>
-            <w:u w:val="single"/>
-          </w:rPr>
-          <w:t>4:12–11:1</w:t>
-        </w:r>
-      </w:hyperlink>
+      <w:r>
+        <w:rPr>
+          <w:lang w:val="zh_TW" w:bidi="zh_TW"/>
+        </w:rPr>
+        <w:t>4:12–11:1</w:t>
+      </w:r>
       <w:r>
         <w:rPr>
           <w:lang w:val="zh_TW" w:bidi="zh_TW"/>
         </w:rPr>
         <w:t>，見</w:t>
       </w:r>
-      <w:hyperlink r:id="rId36">
-        <w:r>
-          <w:rPr>
-            <w:lang w:val="zh_TW" w:bidi="zh_TW"/>
-          </w:rPr>
-          <w:rPr>
-            <w:color w:val="0000EE"/>
-            <w:u w:val="single"/>
-          </w:rPr>
-          <w:t>4:17</w:t>
-        </w:r>
-      </w:hyperlink>
+      <w:r>
+        <w:rPr>
+          <w:lang w:val="zh_TW" w:bidi="zh_TW"/>
+        </w:rPr>
+        <w:t>4:17</w:t>
+      </w:r>
       <w:r>
         <w:rPr>
           <w:lang w:val="zh_TW" w:bidi="zh_TW"/>
         </w:rPr>
         <w:t>），隨後是各種人對這個信息的回應（</w:t>
       </w:r>
-      <w:hyperlink r:id="rId37">
-        <w:r>
-          <w:rPr>
-            <w:lang w:val="zh_TW" w:bidi="zh_TW"/>
-          </w:rPr>
-          <w:rPr>
-            <w:color w:val="0000EE"/>
-            <w:u w:val="single"/>
-          </w:rPr>
-          <w:t>11:2–20:34</w:t>
-        </w:r>
-      </w:hyperlink>
+      <w:r>
+        <w:rPr>
+          <w:lang w:val="zh_TW" w:bidi="zh_TW"/>
+        </w:rPr>
+        <w:t>11:2–20:34</w:t>
+      </w:r>
       <w:r>
         <w:rPr>
           <w:lang w:val="zh_TW" w:bidi="zh_TW"/>
         </w:rPr>
         <w:t>）。馬太接著講述了耶穌基督為人類的救贖而受死和復活的故事（</w:t>
       </w:r>
-      <w:hyperlink r:id="rId38">
-        <w:r>
-          <w:rPr>
-            <w:lang w:val="zh_TW" w:bidi="zh_TW"/>
-          </w:rPr>
-          <w:rPr>
-            <w:color w:val="0000EE"/>
-            <w:u w:val="single"/>
-          </w:rPr>
-          <w:t>第21–28章</w:t>
-        </w:r>
-      </w:hyperlink>
+      <w:r>
+        <w:rPr>
+          <w:lang w:val="zh_TW" w:bidi="zh_TW"/>
+        </w:rPr>
+        <w:t>第21–28章</w:t>
+      </w:r>
       <w:r>
         <w:rPr>
           <w:lang w:val="zh_TW" w:bidi="zh_TW"/>
@@ -836,108 +674,72 @@
         </w:rPr>
         <w:t>馬太是一位稅吏，耶穌與他成為朋友並呼召他過公義和順服的生活（</w:t>
       </w:r>
-      <w:hyperlink r:id="rId39">
-        <w:r>
-          <w:rPr>
-            <w:lang w:val="zh_TW" w:bidi="zh_TW"/>
-          </w:rPr>
-          <w:rPr>
-            <w:color w:val="0000EE"/>
-            <w:u w:val="single"/>
-          </w:rPr>
-          <w:t>9:9</w:t>
-        </w:r>
-      </w:hyperlink>
+      <w:r>
+        <w:rPr>
+          <w:lang w:val="zh_TW" w:bidi="zh_TW"/>
+        </w:rPr>
+        <w:t>9:9</w:t>
+      </w:r>
       <w:r>
         <w:rPr>
           <w:lang w:val="zh_TW" w:bidi="zh_TW"/>
         </w:rPr>
         <w:t>）。馬太邀請了許多朋友與耶穌一同坐席（</w:t>
       </w:r>
-      <w:hyperlink r:id="rId40">
-        <w:r>
-          <w:rPr>
-            <w:lang w:val="zh_TW" w:bidi="zh_TW"/>
-          </w:rPr>
-          <w:rPr>
-            <w:color w:val="0000EE"/>
-            <w:u w:val="single"/>
-          </w:rPr>
-          <w:t>9:10–13</w:t>
-        </w:r>
-      </w:hyperlink>
+      <w:r>
+        <w:rPr>
+          <w:lang w:val="zh_TW" w:bidi="zh_TW"/>
+        </w:rPr>
+        <w:t>9:10–13</w:t>
+      </w:r>
       <w:r>
         <w:rPr>
           <w:lang w:val="zh_TW" w:bidi="zh_TW"/>
         </w:rPr>
         <w:t>），並且馬太被列在十二使徒之中（</w:t>
       </w:r>
-      <w:hyperlink r:id="rId41">
-        <w:r>
-          <w:rPr>
-            <w:lang w:val="zh_TW" w:bidi="zh_TW"/>
-          </w:rPr>
-          <w:rPr>
-            <w:color w:val="0000EE"/>
-            <w:u w:val="single"/>
-          </w:rPr>
-          <w:t>10:2–4</w:t>
-        </w:r>
-      </w:hyperlink>
+      <w:r>
+        <w:rPr>
+          <w:lang w:val="zh_TW" w:bidi="zh_TW"/>
+        </w:rPr>
+        <w:t>10:2–4</w:t>
+      </w:r>
       <w:r>
         <w:rPr>
           <w:lang w:val="zh_TW" w:bidi="zh_TW"/>
         </w:rPr>
         <w:t>；另見</w:t>
       </w:r>
-      <w:hyperlink r:id="rId42">
-        <w:r>
-          <w:rPr>
-            <w:lang w:val="zh_TW" w:bidi="zh_TW"/>
-          </w:rPr>
-          <w:rPr>
-            <w:color w:val="0000EE"/>
-            <w:u w:val="single"/>
-          </w:rPr>
-          <w:t>可3:16–19</w:t>
-        </w:r>
-      </w:hyperlink>
+      <w:r>
+        <w:rPr>
+          <w:lang w:val="zh_TW" w:bidi="zh_TW"/>
+        </w:rPr>
+        <w:t>可3:16–19</w:t>
+      </w:r>
       <w:r>
         <w:rPr>
           <w:lang w:val="zh_TW" w:bidi="zh_TW"/>
         </w:rPr>
         <w:t>；</w:t>
       </w:r>
-      <w:hyperlink r:id="rId43">
-        <w:r>
-          <w:rPr>
-            <w:lang w:val="zh_TW" w:bidi="zh_TW"/>
-          </w:rPr>
-          <w:rPr>
-            <w:color w:val="0000EE"/>
-            <w:u w:val="single"/>
-          </w:rPr>
-          <w:t>路6:13–16</w:t>
-        </w:r>
-      </w:hyperlink>
+      <w:r>
+        <w:rPr>
+          <w:lang w:val="zh_TW" w:bidi="zh_TW"/>
+        </w:rPr>
+        <w:t>路6:13–16</w:t>
+      </w:r>
       <w:r>
         <w:rPr>
           <w:lang w:val="zh_TW" w:bidi="zh_TW"/>
         </w:rPr>
         <w:t>；</w:t>
       </w:r>
-      <w:hyperlink r:id="rId44">
-        <w:r>
-          <w:rPr>
-            <w:lang w:val="zh_TW" w:bidi="zh_TW"/>
-          </w:rPr>
-          <w:rPr>
-            <w:color w:val="0000EE"/>
-            <w:u w:val="single"/>
-          </w:rPr>
-          <w:t>徒1:13</w:t>
-        </w:r>
-      </w:hyperlink>
+      <w:r>
+        <w:rPr>
+          <w:lang w:val="zh_TW" w:bidi="zh_TW"/>
+        </w:rPr>
+        <w:t>徒1:13</w:t>
+      </w:r>
       <w:r>
         <w:rPr>
           <w:lang w:val="zh_TW" w:bidi="zh_TW"/>
@@ -1010,324 +812,216 @@
         </w:rPr>
         <w:t>不像保羅的書信或約翰的啟示錄，福音書的背景必須從書中的評論和重點推斷出來（見</w:t>
       </w:r>
-      <w:hyperlink r:id="rId45">
-        <w:r>
-          <w:rPr>
-            <w:lang w:val="zh_TW" w:bidi="zh_TW"/>
-          </w:rPr>
-          <w:rPr>
-            <w:color w:val="0000EE"/>
-            <w:u w:val="single"/>
-          </w:rPr>
-          <w:t>24:15</w:t>
-        </w:r>
-      </w:hyperlink>
+      <w:r>
+        <w:rPr>
+          <w:lang w:val="zh_TW" w:bidi="zh_TW"/>
+        </w:rPr>
+        <w:t>24:15</w:t>
+      </w:r>
       <w:r>
         <w:rPr>
           <w:lang w:val="zh_TW" w:bidi="zh_TW"/>
         </w:rPr>
         <w:t>，</w:t>
       </w:r>
-      <w:hyperlink r:id="rId46">
-        <w:r>
-          <w:rPr>
-            <w:lang w:val="zh_TW" w:bidi="zh_TW"/>
-          </w:rPr>
-          <w:rPr>
-            <w:color w:val="0000EE"/>
-            <w:u w:val="single"/>
-          </w:rPr>
-          <w:t>27:46</w:t>
-        </w:r>
-      </w:hyperlink>
+      <w:r>
+        <w:rPr>
+          <w:lang w:val="zh_TW" w:bidi="zh_TW"/>
+        </w:rPr>
+        <w:t>27:46</w:t>
+      </w:r>
       <w:r>
         <w:rPr>
           <w:lang w:val="zh_TW" w:bidi="zh_TW"/>
         </w:rPr>
         <w:t>，</w:t>
       </w:r>
-      <w:hyperlink r:id="rId47">
-        <w:r>
-          <w:rPr>
-            <w:lang w:val="zh_TW" w:bidi="zh_TW"/>
-          </w:rPr>
-          <w:rPr>
-            <w:color w:val="0000EE"/>
-            <w:u w:val="single"/>
-          </w:rPr>
-          <w:t>28:15</w:t>
-        </w:r>
-      </w:hyperlink>
+      <w:r>
+        <w:rPr>
+          <w:lang w:val="zh_TW" w:bidi="zh_TW"/>
+        </w:rPr>
+        <w:t>28:15</w:t>
+      </w:r>
       <w:r>
         <w:rPr>
           <w:lang w:val="zh_TW" w:bidi="zh_TW"/>
         </w:rPr>
         <w:t>），因為沒有直接的證據。馬太福音寫作的時間，似乎正值基督徒與猶太人激辯如何遵守律法（</w:t>
       </w:r>
-      <w:hyperlink r:id="rId48">
-        <w:r>
-          <w:rPr>
-            <w:lang w:val="zh_TW" w:bidi="zh_TW"/>
-          </w:rPr>
-          <w:rPr>
-            <w:color w:val="0000EE"/>
-            <w:u w:val="single"/>
-          </w:rPr>
-          <w:t>5:17–48</w:t>
-        </w:r>
-      </w:hyperlink>
+      <w:r>
+        <w:rPr>
+          <w:lang w:val="zh_TW" w:bidi="zh_TW"/>
+        </w:rPr>
+        <w:t>5:17–48</w:t>
+      </w:r>
       <w:r>
         <w:rPr>
           <w:lang w:val="zh_TW" w:bidi="zh_TW"/>
         </w:rPr>
         <w:t>，</w:t>
       </w:r>
-      <w:hyperlink r:id="rId49">
-        <w:r>
-          <w:rPr>
-            <w:lang w:val="zh_TW" w:bidi="zh_TW"/>
-          </w:rPr>
-          <w:rPr>
-            <w:color w:val="0000EE"/>
-            <w:u w:val="single"/>
-          </w:rPr>
-          <w:t>15:1–20</w:t>
-        </w:r>
-      </w:hyperlink>
+      <w:r>
+        <w:rPr>
+          <w:lang w:val="zh_TW" w:bidi="zh_TW"/>
+        </w:rPr>
+        <w:t>15:1–20</w:t>
+      </w:r>
       <w:r>
         <w:rPr>
           <w:lang w:val="zh_TW" w:bidi="zh_TW"/>
         </w:rPr>
         <w:t>）、誰是彌賽亞（</w:t>
       </w:r>
-      <w:hyperlink r:id="rId50">
-        <w:r>
-          <w:rPr>
-            <w:lang w:val="zh_TW" w:bidi="zh_TW"/>
-          </w:rPr>
-          <w:rPr>
-            <w:color w:val="0000EE"/>
-            <w:u w:val="single"/>
-          </w:rPr>
-          <w:t>第1–2章</w:t>
-        </w:r>
-      </w:hyperlink>
+      <w:r>
+        <w:rPr>
+          <w:lang w:val="zh_TW" w:bidi="zh_TW"/>
+        </w:rPr>
+        <w:t>第1–2章</w:t>
+      </w:r>
       <w:r>
         <w:rPr>
           <w:lang w:val="zh_TW" w:bidi="zh_TW"/>
         </w:rPr>
         <w:t>）、誰才真正是神的子民（以色列還是教會；</w:t>
       </w:r>
-      <w:hyperlink r:id="rId51">
-        <w:r>
-          <w:rPr>
-            <w:lang w:val="zh_TW" w:bidi="zh_TW"/>
-          </w:rPr>
-          <w:rPr>
-            <w:color w:val="0000EE"/>
-            <w:u w:val="single"/>
-          </w:rPr>
-          <w:t>21:33–46</w:t>
-        </w:r>
-      </w:hyperlink>
+      <w:r>
+        <w:rPr>
+          <w:lang w:val="zh_TW" w:bidi="zh_TW"/>
+        </w:rPr>
+        <w:t>21:33–46</w:t>
+      </w:r>
       <w:r>
         <w:rPr>
           <w:lang w:val="zh_TW" w:bidi="zh_TW"/>
         </w:rPr>
         <w:t>）、誰是神子民正當的領袖（</w:t>
       </w:r>
-      <w:hyperlink r:id="rId52">
-        <w:r>
-          <w:rPr>
-            <w:lang w:val="zh_TW" w:bidi="zh_TW"/>
-          </w:rPr>
-          <w:rPr>
-            <w:color w:val="0000EE"/>
-            <w:u w:val="single"/>
-          </w:rPr>
-          <w:t>4:18–22</w:t>
-        </w:r>
-      </w:hyperlink>
+      <w:r>
+        <w:rPr>
+          <w:lang w:val="zh_TW" w:bidi="zh_TW"/>
+        </w:rPr>
+        <w:t>4:18–22</w:t>
+      </w:r>
       <w:r>
         <w:rPr>
           <w:lang w:val="zh_TW" w:bidi="zh_TW"/>
         </w:rPr>
         <w:t>，</w:t>
       </w:r>
-      <w:hyperlink r:id="rId41">
-        <w:r>
-          <w:rPr>
-            <w:lang w:val="zh_TW" w:bidi="zh_TW"/>
-          </w:rPr>
-          <w:rPr>
-            <w:color w:val="0000EE"/>
-            <w:u w:val="single"/>
-          </w:rPr>
-          <w:t>10:2–4</w:t>
-        </w:r>
-      </w:hyperlink>
+      <w:r>
+        <w:rPr>
+          <w:lang w:val="zh_TW" w:bidi="zh_TW"/>
+        </w:rPr>
+        <w:t>10:2–4</w:t>
+      </w:r>
       <w:r>
         <w:rPr>
           <w:lang w:val="zh_TW" w:bidi="zh_TW"/>
         </w:rPr>
         <w:t>，</w:t>
       </w:r>
-      <w:hyperlink r:id="rId53">
-        <w:r>
-          <w:rPr>
-            <w:lang w:val="zh_TW" w:bidi="zh_TW"/>
-          </w:rPr>
-          <w:rPr>
-            <w:color w:val="0000EE"/>
-            <w:u w:val="single"/>
-          </w:rPr>
-          <w:t>21:43</w:t>
-        </w:r>
-      </w:hyperlink>
+      <w:r>
+        <w:rPr>
+          <w:lang w:val="zh_TW" w:bidi="zh_TW"/>
+        </w:rPr>
+        <w:t>21:43</w:t>
+      </w:r>
       <w:r>
         <w:rPr>
           <w:lang w:val="zh_TW" w:bidi="zh_TW"/>
         </w:rPr>
         <w:t>，</w:t>
       </w:r>
-      <w:hyperlink r:id="rId54">
-        <w:r>
-          <w:rPr>
-            <w:lang w:val="zh_TW" w:bidi="zh_TW"/>
-          </w:rPr>
-          <w:rPr>
-            <w:color w:val="0000EE"/>
-            <w:u w:val="single"/>
-          </w:rPr>
-          <w:t>23:1–36</w:t>
-        </w:r>
-      </w:hyperlink>
+      <w:r>
+        <w:rPr>
+          <w:lang w:val="zh_TW" w:bidi="zh_TW"/>
+        </w:rPr>
+        <w:t>23:1–36</w:t>
+      </w:r>
       <w:r>
         <w:rPr>
           <w:lang w:val="zh_TW" w:bidi="zh_TW"/>
         </w:rPr>
         <w:t>，</w:t>
       </w:r>
-      <w:hyperlink r:id="rId55">
-        <w:r>
-          <w:rPr>
-            <w:lang w:val="zh_TW" w:bidi="zh_TW"/>
-          </w:rPr>
-          <w:rPr>
-            <w:color w:val="0000EE"/>
-            <w:u w:val="single"/>
-          </w:rPr>
-          <w:t>28:16–20</w:t>
-        </w:r>
-      </w:hyperlink>
+      <w:r>
+        <w:rPr>
+          <w:lang w:val="zh_TW" w:bidi="zh_TW"/>
+        </w:rPr>
+        <w:t>28:16–20</w:t>
+      </w:r>
       <w:r>
         <w:rPr>
           <w:lang w:val="zh_TW" w:bidi="zh_TW"/>
         </w:rPr>
         <w:t>），以及外邦人與教會和以色列的關係（</w:t>
       </w:r>
-      <w:hyperlink r:id="rId56">
-        <w:r>
-          <w:rPr>
-            <w:lang w:val="zh_TW" w:bidi="zh_TW"/>
-          </w:rPr>
-          <w:rPr>
-            <w:color w:val="0000EE"/>
-            <w:u w:val="single"/>
-          </w:rPr>
-          <w:t>2:1–12</w:t>
-        </w:r>
-      </w:hyperlink>
+      <w:r>
+        <w:rPr>
+          <w:lang w:val="zh_TW" w:bidi="zh_TW"/>
+        </w:rPr>
+        <w:t>2:1–12</w:t>
+      </w:r>
       <w:r>
         <w:rPr>
           <w:lang w:val="zh_TW" w:bidi="zh_TW"/>
         </w:rPr>
         <w:t>，</w:t>
       </w:r>
-      <w:hyperlink r:id="rId57">
-        <w:r>
-          <w:rPr>
-            <w:lang w:val="zh_TW" w:bidi="zh_TW"/>
-          </w:rPr>
-          <w:rPr>
-            <w:color w:val="0000EE"/>
-            <w:u w:val="single"/>
-          </w:rPr>
-          <w:t>3:7–10</w:t>
-        </w:r>
-      </w:hyperlink>
+      <w:r>
+        <w:rPr>
+          <w:lang w:val="zh_TW" w:bidi="zh_TW"/>
+        </w:rPr>
+        <w:t>3:7–10</w:t>
+      </w:r>
       <w:r>
         <w:rPr>
           <w:lang w:val="zh_TW" w:bidi="zh_TW"/>
         </w:rPr>
         <w:t>，</w:t>
       </w:r>
-      <w:hyperlink r:id="rId58">
-        <w:r>
-          <w:rPr>
-            <w:lang w:val="zh_TW" w:bidi="zh_TW"/>
-          </w:rPr>
-          <w:rPr>
-            <w:color w:val="0000EE"/>
-            <w:u w:val="single"/>
-          </w:rPr>
-          <w:t>4:12–16</w:t>
-        </w:r>
-      </w:hyperlink>
+      <w:r>
+        <w:rPr>
+          <w:lang w:val="zh_TW" w:bidi="zh_TW"/>
+        </w:rPr>
+        <w:t>4:12–16</w:t>
+      </w:r>
       <w:r>
         <w:rPr>
           <w:lang w:val="zh_TW" w:bidi="zh_TW"/>
         </w:rPr>
         <w:t>，</w:t>
       </w:r>
-      <w:hyperlink r:id="rId59">
-        <w:r>
-          <w:rPr>
-            <w:lang w:val="zh_TW" w:bidi="zh_TW"/>
-          </w:rPr>
-          <w:rPr>
-            <w:color w:val="0000EE"/>
-            <w:u w:val="single"/>
-          </w:rPr>
-          <w:t>8:5–13</w:t>
-        </w:r>
-      </w:hyperlink>
+      <w:r>
+        <w:rPr>
+          <w:lang w:val="zh_TW" w:bidi="zh_TW"/>
+        </w:rPr>
+        <w:t>8:5–13</w:t>
+      </w:r>
       <w:r>
         <w:rPr>
           <w:lang w:val="zh_TW" w:bidi="zh_TW"/>
         </w:rPr>
         <w:t>，</w:t>
       </w:r>
-      <w:hyperlink r:id="rId60">
-        <w:r>
-          <w:rPr>
-            <w:lang w:val="zh_TW" w:bidi="zh_TW"/>
-          </w:rPr>
-          <w:rPr>
-            <w:color w:val="0000EE"/>
-            <w:u w:val="single"/>
-          </w:rPr>
-          <w:t>15:21–28</w:t>
-        </w:r>
-      </w:hyperlink>
+      <w:r>
+        <w:rPr>
+          <w:lang w:val="zh_TW" w:bidi="zh_TW"/>
+        </w:rPr>
+        <w:t>15:21–28</w:t>
+      </w:r>
       <w:r>
         <w:rPr>
           <w:lang w:val="zh_TW" w:bidi="zh_TW"/>
         </w:rPr>
         <w:t>，</w:t>
       </w:r>
-      <w:hyperlink r:id="rId55">
-        <w:r>
-          <w:rPr>
-            <w:lang w:val="zh_TW" w:bidi="zh_TW"/>
-          </w:rPr>
-          <w:rPr>
-            <w:color w:val="0000EE"/>
-            <w:u w:val="single"/>
-          </w:rPr>
-          <w:t>28:16–20</w:t>
-        </w:r>
-      </w:hyperlink>
+      <w:r>
+        <w:rPr>
+          <w:lang w:val="zh_TW" w:bidi="zh_TW"/>
+        </w:rPr>
+        <w:t>28:16–20</w:t>
+      </w:r>
       <w:r>
         <w:rPr>
           <w:lang w:val="zh_TW" w:bidi="zh_TW"/>
@@ -1348,180 +1042,120 @@
         </w:rPr>
         <w:t>對於馬太福音是否源自仍在猶太教內部的群體，還是已經在猶太教之外的群體，仍存在著嚴肅的辯論。換句話說，馬太的基督徒群體是否已經與猶太教分離，還是仍在猶太教的範疇內？或者，馬太是為一般讀者而寫，而不是針對特定群體？早期基督教是多樣化的；一些基督教領袖，如雅各，與猶太群體保持了長期的關係。在討論這個問題時，學者們會檢視以下經文：</w:t>
       </w:r>
-      <w:hyperlink r:id="rId56">
-        <w:r>
-          <w:rPr>
-            <w:lang w:val="zh_TW" w:bidi="zh_TW"/>
-          </w:rPr>
-          <w:rPr>
-            <w:color w:val="0000EE"/>
-            <w:u w:val="single"/>
-          </w:rPr>
-          <w:t>2:1–12</w:t>
-        </w:r>
-      </w:hyperlink>
+      <w:r>
+        <w:rPr>
+          <w:lang w:val="zh_TW" w:bidi="zh_TW"/>
+        </w:rPr>
+        <w:t>2:1–12</w:t>
+      </w:r>
       <w:r>
         <w:rPr>
           <w:lang w:val="zh_TW" w:bidi="zh_TW"/>
         </w:rPr>
         <w:t>，</w:t>
       </w:r>
-      <w:hyperlink r:id="rId58">
-        <w:r>
-          <w:rPr>
-            <w:lang w:val="zh_TW" w:bidi="zh_TW"/>
-          </w:rPr>
-          <w:rPr>
-            <w:color w:val="0000EE"/>
-            <w:u w:val="single"/>
-          </w:rPr>
-          <w:t>4:12–16</w:t>
-        </w:r>
-      </w:hyperlink>
+      <w:r>
+        <w:rPr>
+          <w:lang w:val="zh_TW" w:bidi="zh_TW"/>
+        </w:rPr>
+        <w:t>4:12–16</w:t>
+      </w:r>
       <w:r>
         <w:rPr>
           <w:lang w:val="zh_TW" w:bidi="zh_TW"/>
         </w:rPr>
         <w:t>，</w:t>
       </w:r>
-      <w:hyperlink r:id="rId59">
-        <w:r>
-          <w:rPr>
-            <w:lang w:val="zh_TW" w:bidi="zh_TW"/>
-          </w:rPr>
-          <w:rPr>
-            <w:color w:val="0000EE"/>
-            <w:u w:val="single"/>
-          </w:rPr>
-          <w:t>8:5–13</w:t>
-        </w:r>
-      </w:hyperlink>
+      <w:r>
+        <w:rPr>
+          <w:lang w:val="zh_TW" w:bidi="zh_TW"/>
+        </w:rPr>
+        <w:t>8:5–13</w:t>
+      </w:r>
       <w:r>
         <w:rPr>
           <w:lang w:val="zh_TW" w:bidi="zh_TW"/>
         </w:rPr>
         <w:t>，</w:t>
       </w:r>
-      <w:hyperlink r:id="rId61">
-        <w:r>
-          <w:rPr>
-            <w:lang w:val="zh_TW" w:bidi="zh_TW"/>
-          </w:rPr>
-          <w:rPr>
-            <w:color w:val="0000EE"/>
-            <w:u w:val="single"/>
-          </w:rPr>
-          <w:t>10:5–6</w:t>
-        </w:r>
-      </w:hyperlink>
+      <w:r>
+        <w:rPr>
+          <w:lang w:val="zh_TW" w:bidi="zh_TW"/>
+        </w:rPr>
+        <w:t>10:5–6</w:t>
+      </w:r>
       <w:r>
         <w:rPr>
           <w:lang w:val="zh_TW" w:bidi="zh_TW"/>
         </w:rPr>
         <w:t>，</w:t>
       </w:r>
-      <w:hyperlink r:id="rId60">
-        <w:r>
-          <w:rPr>
-            <w:lang w:val="zh_TW" w:bidi="zh_TW"/>
-          </w:rPr>
-          <w:rPr>
-            <w:color w:val="0000EE"/>
-            <w:u w:val="single"/>
-          </w:rPr>
-          <w:t>15:21–28</w:t>
-        </w:r>
-      </w:hyperlink>
+      <w:r>
+        <w:rPr>
+          <w:lang w:val="zh_TW" w:bidi="zh_TW"/>
+        </w:rPr>
+        <w:t>15:21–28</w:t>
+      </w:r>
       <w:r>
         <w:rPr>
           <w:lang w:val="zh_TW" w:bidi="zh_TW"/>
         </w:rPr>
         <w:t>，</w:t>
       </w:r>
-      <w:hyperlink r:id="rId62">
-        <w:r>
-          <w:rPr>
-            <w:lang w:val="zh_TW" w:bidi="zh_TW"/>
-          </w:rPr>
-          <w:rPr>
-            <w:color w:val="0000EE"/>
-            <w:u w:val="single"/>
-          </w:rPr>
-          <w:t>17:24–27</w:t>
-        </w:r>
-      </w:hyperlink>
+      <w:r>
+        <w:rPr>
+          <w:lang w:val="zh_TW" w:bidi="zh_TW"/>
+        </w:rPr>
+        <w:t>17:24–27</w:t>
+      </w:r>
       <w:r>
         <w:rPr>
           <w:lang w:val="zh_TW" w:bidi="zh_TW"/>
         </w:rPr>
         <w:t>，</w:t>
       </w:r>
-      <w:hyperlink r:id="rId63">
-        <w:r>
-          <w:rPr>
-            <w:lang w:val="zh_TW" w:bidi="zh_TW"/>
-          </w:rPr>
-          <w:rPr>
-            <w:color w:val="0000EE"/>
-            <w:u w:val="single"/>
-          </w:rPr>
-          <w:t>19:28</w:t>
-        </w:r>
-      </w:hyperlink>
+      <w:r>
+        <w:rPr>
+          <w:lang w:val="zh_TW" w:bidi="zh_TW"/>
+        </w:rPr>
+        <w:t>19:28</w:t>
+      </w:r>
       <w:r>
         <w:rPr>
           <w:lang w:val="zh_TW" w:bidi="zh_TW"/>
         </w:rPr>
         <w:t>，</w:t>
       </w:r>
-      <w:hyperlink r:id="rId53">
-        <w:r>
-          <w:rPr>
-            <w:lang w:val="zh_TW" w:bidi="zh_TW"/>
-          </w:rPr>
-          <w:rPr>
-            <w:color w:val="0000EE"/>
-            <w:u w:val="single"/>
-          </w:rPr>
-          <w:t>21:43</w:t>
-        </w:r>
-      </w:hyperlink>
+      <w:r>
+        <w:rPr>
+          <w:lang w:val="zh_TW" w:bidi="zh_TW"/>
+        </w:rPr>
+        <w:t>21:43</w:t>
+      </w:r>
       <w:r>
         <w:rPr>
           <w:lang w:val="zh_TW" w:bidi="zh_TW"/>
         </w:rPr>
         <w:t>，</w:t>
       </w:r>
-      <w:hyperlink r:id="rId64">
-        <w:r>
-          <w:rPr>
-            <w:lang w:val="zh_TW" w:bidi="zh_TW"/>
-          </w:rPr>
-          <w:rPr>
-            <w:color w:val="0000EE"/>
-            <w:u w:val="single"/>
-          </w:rPr>
-          <w:t>22:7</w:t>
-        </w:r>
-      </w:hyperlink>
+      <w:r>
+        <w:rPr>
+          <w:lang w:val="zh_TW" w:bidi="zh_TW"/>
+        </w:rPr>
+        <w:t>22:7</w:t>
+      </w:r>
       <w:r>
         <w:rPr>
           <w:lang w:val="zh_TW" w:bidi="zh_TW"/>
         </w:rPr>
         <w:t>，</w:t>
       </w:r>
-      <w:hyperlink r:id="rId21">
-        <w:r>
-          <w:rPr>
-            <w:lang w:val="zh_TW" w:bidi="zh_TW"/>
-          </w:rPr>
-          <w:rPr>
-            <w:color w:val="0000EE"/>
-            <w:u w:val="single"/>
-          </w:rPr>
-          <w:t>23:1–39</w:t>
-        </w:r>
-      </w:hyperlink>
+      <w:r>
+        <w:rPr>
+          <w:lang w:val="zh_TW" w:bidi="zh_TW"/>
+        </w:rPr>
+        <w:t>23:1–39</w:t>
+      </w:r>
       <w:r>
         <w:rPr>
           <w:lang w:val="zh_TW" w:bidi="zh_TW"/>
@@ -1592,18 +1226,12 @@
         </w:rPr>
         <w:t>有些人確實跟從耶穌。按照耶穌的指示，這些門徒會向羅馬世界傳福音，並建立一個包括猶太人和外邦人的群體（教會）。然而，總的來說，以色列拒絕跟從他們的彌賽亞，耶穌發出了災難性的警告，除非他們悔改，否則將會經歷神的審判（</w:t>
       </w:r>
-      <w:hyperlink r:id="rId29">
-        <w:r>
-          <w:rPr>
-            <w:lang w:val="zh_TW" w:bidi="zh_TW"/>
-          </w:rPr>
-          <w:rPr>
-            <w:color w:val="0000EE"/>
-            <w:u w:val="single"/>
-          </w:rPr>
-          <w:t>23–25章</w:t>
-        </w:r>
-      </w:hyperlink>
+      <w:r>
+        <w:rPr>
+          <w:lang w:val="zh_TW" w:bidi="zh_TW"/>
+        </w:rPr>
+        <w:t>23–25章</w:t>
+      </w:r>
       <w:r>
         <w:rPr>
           <w:lang w:val="zh_TW" w:bidi="zh_TW"/>
@@ -1638,162 +1266,108 @@
         </w:rPr>
         <w:t>彌賽亞（基督）。馬太強調耶穌是彌賽亞（基督）（</w:t>
       </w:r>
-      <w:hyperlink r:id="rId65">
-        <w:r>
-          <w:rPr>
-            <w:lang w:val="zh_TW" w:bidi="zh_TW"/>
-          </w:rPr>
-          <w:rPr>
-            <w:color w:val="0000EE"/>
-            <w:u w:val="single"/>
-          </w:rPr>
-          <w:t>1:1</w:t>
-        </w:r>
-      </w:hyperlink>
+      <w:r>
+        <w:rPr>
+          <w:lang w:val="zh_TW" w:bidi="zh_TW"/>
+        </w:rPr>
+        <w:t>1:1</w:t>
+      </w:r>
       <w:r>
         <w:rPr>
           <w:lang w:val="zh_TW" w:bidi="zh_TW"/>
         </w:rPr>
         <w:t>、</w:t>
       </w:r>
-      <w:hyperlink r:id="rId66">
-        <w:r>
-          <w:rPr>
-            <w:lang w:val="zh_TW" w:bidi="zh_TW"/>
-          </w:rPr>
-          <w:rPr>
-            <w:color w:val="0000EE"/>
-            <w:u w:val="single"/>
-          </w:rPr>
-          <w:t>16–18</w:t>
-        </w:r>
-      </w:hyperlink>
+      <w:r>
+        <w:rPr>
+          <w:lang w:val="zh_TW" w:bidi="zh_TW"/>
+        </w:rPr>
+        <w:t>16–18</w:t>
+      </w:r>
       <w:r>
         <w:rPr>
           <w:lang w:val="zh_TW" w:bidi="zh_TW"/>
         </w:rPr>
         <w:t>，</w:t>
       </w:r>
-      <w:hyperlink r:id="rId67">
-        <w:r>
-          <w:rPr>
-            <w:lang w:val="zh_TW" w:bidi="zh_TW"/>
-          </w:rPr>
-          <w:rPr>
-            <w:color w:val="0000EE"/>
-            <w:u w:val="single"/>
-          </w:rPr>
-          <w:t>11:2–3</w:t>
-        </w:r>
-      </w:hyperlink>
+      <w:r>
+        <w:rPr>
+          <w:lang w:val="zh_TW" w:bidi="zh_TW"/>
+        </w:rPr>
+        <w:t>11:2–3</w:t>
+      </w:r>
       <w:r>
         <w:rPr>
           <w:lang w:val="zh_TW" w:bidi="zh_TW"/>
         </w:rPr>
         <w:t>，</w:t>
       </w:r>
-      <w:hyperlink r:id="rId68">
-        <w:r>
-          <w:rPr>
-            <w:lang w:val="zh_TW" w:bidi="zh_TW"/>
-          </w:rPr>
-          <w:rPr>
-            <w:color w:val="0000EE"/>
-            <w:u w:val="single"/>
-          </w:rPr>
-          <w:t>16:16</w:t>
-        </w:r>
-      </w:hyperlink>
+      <w:r>
+        <w:rPr>
+          <w:lang w:val="zh_TW" w:bidi="zh_TW"/>
+        </w:rPr>
+        <w:t>16:16</w:t>
+      </w:r>
       <w:r>
         <w:rPr>
           <w:lang w:val="zh_TW" w:bidi="zh_TW"/>
         </w:rPr>
         <w:t>、</w:t>
       </w:r>
-      <w:hyperlink r:id="rId69">
-        <w:r>
-          <w:rPr>
-            <w:lang w:val="zh_TW" w:bidi="zh_TW"/>
-          </w:rPr>
-          <w:rPr>
-            <w:color w:val="0000EE"/>
-            <w:u w:val="single"/>
-          </w:rPr>
-          <w:t>20</w:t>
-        </w:r>
-      </w:hyperlink>
+      <w:r>
+        <w:rPr>
+          <w:lang w:val="zh_TW" w:bidi="zh_TW"/>
+        </w:rPr>
+        <w:t>20</w:t>
+      </w:r>
       <w:r>
         <w:rPr>
           <w:lang w:val="zh_TW" w:bidi="zh_TW"/>
         </w:rPr>
         <w:t>，</w:t>
       </w:r>
-      <w:hyperlink r:id="rId70">
-        <w:r>
-          <w:rPr>
-            <w:lang w:val="zh_TW" w:bidi="zh_TW"/>
-          </w:rPr>
-          <w:rPr>
-            <w:color w:val="0000EE"/>
-            <w:u w:val="single"/>
-          </w:rPr>
-          <w:t>23:10</w:t>
-        </w:r>
-      </w:hyperlink>
+      <w:r>
+        <w:rPr>
+          <w:lang w:val="zh_TW" w:bidi="zh_TW"/>
+        </w:rPr>
+        <w:t>23:10</w:t>
+      </w:r>
       <w:r>
         <w:rPr>
           <w:lang w:val="zh_TW" w:bidi="zh_TW"/>
         </w:rPr>
         <w:t>）。他專注於耶穌應驗了舊約的期盼，儘管並不是按照他當時猶太人所期望的方式。對馬太來說，耶穌顯然是神的兒子，由童貞女馬利亞所生，為是是要將救恩帶給祂的百姓（</w:t>
       </w:r>
-      <w:hyperlink r:id="rId71">
-        <w:r>
-          <w:rPr>
-            <w:lang w:val="zh_TW" w:bidi="zh_TW"/>
-          </w:rPr>
-          <w:rPr>
-            <w:color w:val="0000EE"/>
-            <w:u w:val="single"/>
-          </w:rPr>
-          <w:t>1:21</w:t>
-        </w:r>
-      </w:hyperlink>
+      <w:r>
+        <w:rPr>
+          <w:lang w:val="zh_TW" w:bidi="zh_TW"/>
+        </w:rPr>
+        <w:t>1:21</w:t>
+      </w:r>
       <w:r>
         <w:rPr>
           <w:lang w:val="zh_TW" w:bidi="zh_TW"/>
         </w:rPr>
         <w:t>）。簡而言之，耶穌是「以馬內利，意思是『神與我們同在』」（</w:t>
       </w:r>
-      <w:hyperlink r:id="rId72">
-        <w:r>
-          <w:rPr>
-            <w:lang w:val="zh_TW" w:bidi="zh_TW"/>
-          </w:rPr>
-          <w:rPr>
-            <w:color w:val="0000EE"/>
-            <w:u w:val="single"/>
-          </w:rPr>
-          <w:t>1:23</w:t>
-        </w:r>
-      </w:hyperlink>
+      <w:r>
+        <w:rPr>
+          <w:lang w:val="zh_TW" w:bidi="zh_TW"/>
+        </w:rPr>
+        <w:t>1:23</w:t>
+      </w:r>
       <w:r>
         <w:rPr>
           <w:lang w:val="zh_TW" w:bidi="zh_TW"/>
         </w:rPr>
         <w:t>，</w:t>
       </w:r>
-      <w:hyperlink r:id="rId73">
-        <w:r>
-          <w:rPr>
-            <w:lang w:val="zh_TW" w:bidi="zh_TW"/>
-          </w:rPr>
-          <w:rPr>
-            <w:color w:val="0000EE"/>
-            <w:u w:val="single"/>
-          </w:rPr>
-          <w:t>28:20</w:t>
-        </w:r>
-      </w:hyperlink>
+      <w:r>
+        <w:rPr>
+          <w:lang w:val="zh_TW" w:bidi="zh_TW"/>
+        </w:rPr>
+        <w:t>28:20</w:t>
+      </w:r>
       <w:r>
         <w:rPr>
           <w:lang w:val="zh_TW" w:bidi="zh_TW"/>
@@ -1814,288 +1388,192 @@
         </w:rPr>
         <w:t>天國。馬太有三十次使用了「天國（Kingdom of Heaven）」這個表達方式，這是猶太人間接地說「神國（Kingdom of God）」的一種作法。馬太使用這個詞彙來喚起（1）神藉著耶穌彌賽亞在地上拯救的工作，來進行看不見但卻是親身臨在（ invisible but present）的統治；（2）舊約應許的實現（</w:t>
       </w:r>
-      <w:hyperlink r:id="rId36">
-        <w:r>
-          <w:rPr>
-            <w:lang w:val="zh_TW" w:bidi="zh_TW"/>
-          </w:rPr>
-          <w:rPr>
-            <w:color w:val="0000EE"/>
-            <w:u w:val="single"/>
-          </w:rPr>
-          <w:t>4:17</w:t>
-        </w:r>
-      </w:hyperlink>
+      <w:r>
+        <w:rPr>
+          <w:lang w:val="zh_TW" w:bidi="zh_TW"/>
+        </w:rPr>
+        <w:t>4:17</w:t>
+      </w:r>
       <w:r>
         <w:rPr>
           <w:lang w:val="zh_TW" w:bidi="zh_TW"/>
         </w:rPr>
         <w:t>，</w:t>
       </w:r>
-      <w:hyperlink r:id="rId74">
-        <w:r>
-          <w:rPr>
-            <w:lang w:val="zh_TW" w:bidi="zh_TW"/>
-          </w:rPr>
-          <w:rPr>
-            <w:color w:val="0000EE"/>
-            <w:u w:val="single"/>
-          </w:rPr>
-          <w:t>11:11–15</w:t>
-        </w:r>
-      </w:hyperlink>
+      <w:r>
+        <w:rPr>
+          <w:lang w:val="zh_TW" w:bidi="zh_TW"/>
+        </w:rPr>
+        <w:t>11:11–15</w:t>
+      </w:r>
       <w:r>
         <w:rPr>
           <w:lang w:val="zh_TW" w:bidi="zh_TW"/>
         </w:rPr>
         <w:t>）；（3）神的拯救活動，通常是以安靜和謙卑的方式（</w:t>
       </w:r>
-      <w:hyperlink r:id="rId75">
-        <w:r>
-          <w:rPr>
-            <w:lang w:val="zh_TW" w:bidi="zh_TW"/>
-          </w:rPr>
-          <w:rPr>
-            <w:color w:val="0000EE"/>
-            <w:u w:val="single"/>
-          </w:rPr>
-          <w:t>11:25</w:t>
-        </w:r>
-      </w:hyperlink>
+      <w:r>
+        <w:rPr>
+          <w:lang w:val="zh_TW" w:bidi="zh_TW"/>
+        </w:rPr>
+        <w:t>11:25</w:t>
+      </w:r>
       <w:r>
         <w:rPr>
           <w:lang w:val="zh_TW" w:bidi="zh_TW"/>
         </w:rPr>
         <w:t>，</w:t>
       </w:r>
-      <w:hyperlink r:id="rId76">
-        <w:r>
-          <w:rPr>
-            <w:lang w:val="zh_TW" w:bidi="zh_TW"/>
-          </w:rPr>
-          <w:rPr>
-            <w:color w:val="0000EE"/>
-            <w:u w:val="single"/>
-          </w:rPr>
-          <w:t>13:24–30</w:t>
-        </w:r>
-      </w:hyperlink>
+      <w:r>
+        <w:rPr>
+          <w:lang w:val="zh_TW" w:bidi="zh_TW"/>
+        </w:rPr>
+        <w:t>13:24–30</w:t>
+      </w:r>
       <w:r>
         <w:rPr>
           <w:lang w:val="zh_TW" w:bidi="zh_TW"/>
         </w:rPr>
         <w:t>、</w:t>
       </w:r>
-      <w:hyperlink r:id="rId77">
-        <w:r>
-          <w:rPr>
-            <w:lang w:val="zh_TW" w:bidi="zh_TW"/>
-          </w:rPr>
-          <w:rPr>
-            <w:color w:val="0000EE"/>
-            <w:u w:val="single"/>
-          </w:rPr>
-          <w:t>36–43</w:t>
-        </w:r>
-      </w:hyperlink>
+      <w:r>
+        <w:rPr>
+          <w:lang w:val="zh_TW" w:bidi="zh_TW"/>
+        </w:rPr>
+        <w:t>36–43</w:t>
+      </w:r>
       <w:r>
         <w:rPr>
           <w:lang w:val="zh_TW" w:bidi="zh_TW"/>
         </w:rPr>
         <w:t>）；（4）神活動的力量和強度（</w:t>
       </w:r>
-      <w:hyperlink r:id="rId78">
-        <w:r>
-          <w:rPr>
-            <w:lang w:val="zh_TW" w:bidi="zh_TW"/>
-          </w:rPr>
-          <w:rPr>
-            <w:color w:val="0000EE"/>
-            <w:u w:val="single"/>
-          </w:rPr>
-          <w:t>11:2–6</w:t>
-        </w:r>
-      </w:hyperlink>
+      <w:r>
+        <w:rPr>
+          <w:lang w:val="zh_TW" w:bidi="zh_TW"/>
+        </w:rPr>
+        <w:t>11:2–6</w:t>
+      </w:r>
       <w:r>
         <w:rPr>
           <w:lang w:val="zh_TW" w:bidi="zh_TW"/>
         </w:rPr>
         <w:t>、</w:t>
       </w:r>
-      <w:hyperlink r:id="rId79">
-        <w:r>
-          <w:rPr>
-            <w:lang w:val="zh_TW" w:bidi="zh_TW"/>
-          </w:rPr>
-          <w:rPr>
-            <w:color w:val="0000EE"/>
-            <w:u w:val="single"/>
-          </w:rPr>
-          <w:t>12–13</w:t>
-        </w:r>
-      </w:hyperlink>
+      <w:r>
+        <w:rPr>
+          <w:lang w:val="zh_TW" w:bidi="zh_TW"/>
+        </w:rPr>
+        <w:t>12–13</w:t>
+      </w:r>
       <w:r>
         <w:rPr>
           <w:lang w:val="zh_TW" w:bidi="zh_TW"/>
         </w:rPr>
         <w:t>，</w:t>
       </w:r>
-      <w:hyperlink r:id="rId80">
-        <w:r>
-          <w:rPr>
-            <w:lang w:val="zh_TW" w:bidi="zh_TW"/>
-          </w:rPr>
-          <w:rPr>
-            <w:color w:val="0000EE"/>
-            <w:u w:val="single"/>
-          </w:rPr>
-          <w:t>12:28</w:t>
-        </w:r>
-      </w:hyperlink>
+      <w:r>
+        <w:rPr>
+          <w:lang w:val="zh_TW" w:bidi="zh_TW"/>
+        </w:rPr>
+        <w:t>12:28</w:t>
+      </w:r>
       <w:r>
         <w:rPr>
           <w:lang w:val="zh_TW" w:bidi="zh_TW"/>
         </w:rPr>
         <w:t>）；（5）天國在這個「世代」來臨（the coming of the Kingdom within a "generation"；</w:t>
       </w:r>
-      <w:hyperlink r:id="rId81">
-        <w:r>
-          <w:rPr>
-            <w:lang w:val="zh_TW" w:bidi="zh_TW"/>
-          </w:rPr>
-          <w:rPr>
-            <w:color w:val="0000EE"/>
-            <w:u w:val="single"/>
-          </w:rPr>
-          <w:t>10:23</w:t>
-        </w:r>
-      </w:hyperlink>
+      <w:r>
+        <w:rPr>
+          <w:lang w:val="zh_TW" w:bidi="zh_TW"/>
+        </w:rPr>
+        <w:t>10:23</w:t>
+      </w:r>
       <w:r>
         <w:rPr>
           <w:lang w:val="zh_TW" w:bidi="zh_TW"/>
         </w:rPr>
         <w:t>，</w:t>
       </w:r>
-      <w:hyperlink r:id="rId82">
-        <w:r>
-          <w:rPr>
-            <w:lang w:val="zh_TW" w:bidi="zh_TW"/>
-          </w:rPr>
-          <w:rPr>
-            <w:color w:val="0000EE"/>
-            <w:u w:val="single"/>
-          </w:rPr>
-          <w:t>16:28</w:t>
-        </w:r>
-      </w:hyperlink>
+      <w:r>
+        <w:rPr>
+          <w:lang w:val="zh_TW" w:bidi="zh_TW"/>
+        </w:rPr>
+        <w:t>16:28</w:t>
+      </w:r>
       <w:r>
         <w:rPr>
           <w:lang w:val="zh_TW" w:bidi="zh_TW"/>
         </w:rPr>
         <w:t>，</w:t>
       </w:r>
-      <w:hyperlink r:id="rId83">
-        <w:r>
-          <w:rPr>
-            <w:lang w:val="zh_TW" w:bidi="zh_TW"/>
-          </w:rPr>
-          <w:rPr>
-            <w:color w:val="0000EE"/>
-            <w:u w:val="single"/>
-          </w:rPr>
-          <w:t>24:34</w:t>
-        </w:r>
-      </w:hyperlink>
+      <w:r>
+        <w:rPr>
+          <w:lang w:val="zh_TW" w:bidi="zh_TW"/>
+        </w:rPr>
+        <w:t>24:34</w:t>
+      </w:r>
       <w:r>
         <w:rPr>
           <w:lang w:val="zh_TW" w:bidi="zh_TW"/>
         </w:rPr>
         <w:t>）；（6）神最終的、最高潮的審判（</w:t>
       </w:r>
-      <w:hyperlink r:id="rId84">
-        <w:r>
-          <w:rPr>
-            <w:lang w:val="zh_TW" w:bidi="zh_TW"/>
-          </w:rPr>
-          <w:rPr>
-            <w:color w:val="0000EE"/>
-            <w:u w:val="single"/>
-          </w:rPr>
-          <w:t>25:31–46</w:t>
-        </w:r>
-      </w:hyperlink>
+      <w:r>
+        <w:rPr>
+          <w:lang w:val="zh_TW" w:bidi="zh_TW"/>
+        </w:rPr>
+        <w:t>25:31–46</w:t>
+      </w:r>
       <w:r>
         <w:rPr>
           <w:lang w:val="zh_TW" w:bidi="zh_TW"/>
         </w:rPr>
         <w:t>）；以及（7）最終所有神的聖民與父完美的團契（</w:t>
       </w:r>
-      <w:hyperlink r:id="rId85">
-        <w:r>
-          <w:rPr>
-            <w:lang w:val="zh_TW" w:bidi="zh_TW"/>
-          </w:rPr>
-          <w:rPr>
-            <w:color w:val="0000EE"/>
-            <w:u w:val="single"/>
-          </w:rPr>
-          <w:t>8:11–12</w:t>
-        </w:r>
-      </w:hyperlink>
+      <w:r>
+        <w:rPr>
+          <w:lang w:val="zh_TW" w:bidi="zh_TW"/>
+        </w:rPr>
+        <w:t>8:11–12</w:t>
+      </w:r>
       <w:r>
         <w:rPr>
           <w:lang w:val="zh_TW" w:bidi="zh_TW"/>
         </w:rPr>
         <w:t>，</w:t>
       </w:r>
-      <w:hyperlink r:id="rId86">
-        <w:r>
-          <w:rPr>
-            <w:lang w:val="zh_TW" w:bidi="zh_TW"/>
-          </w:rPr>
-          <w:rPr>
-            <w:color w:val="0000EE"/>
-            <w:u w:val="single"/>
-          </w:rPr>
-          <w:t>13:43</w:t>
-        </w:r>
-      </w:hyperlink>
+      <w:r>
+        <w:rPr>
+          <w:lang w:val="zh_TW" w:bidi="zh_TW"/>
+        </w:rPr>
+        <w:t>13:43</w:t>
+      </w:r>
       <w:r>
         <w:rPr>
           <w:lang w:val="zh_TW" w:bidi="zh_TW"/>
         </w:rPr>
         <w:t>，</w:t>
       </w:r>
-      <w:hyperlink r:id="rId87">
-        <w:r>
-          <w:rPr>
-            <w:lang w:val="zh_TW" w:bidi="zh_TW"/>
-          </w:rPr>
-          <w:rPr>
-            <w:color w:val="0000EE"/>
-            <w:u w:val="single"/>
-          </w:rPr>
-          <w:t>22:1–14</w:t>
-        </w:r>
-      </w:hyperlink>
+      <w:r>
+        <w:rPr>
+          <w:lang w:val="zh_TW" w:bidi="zh_TW"/>
+        </w:rPr>
+        <w:t>22:1–14</w:t>
+      </w:r>
       <w:r>
         <w:rPr>
           <w:lang w:val="zh_TW" w:bidi="zh_TW"/>
         </w:rPr>
         <w:t>，</w:t>
       </w:r>
-      <w:hyperlink r:id="rId88">
-        <w:r>
-          <w:rPr>
-            <w:lang w:val="zh_TW" w:bidi="zh_TW"/>
-          </w:rPr>
-          <w:rPr>
-            <w:color w:val="0000EE"/>
-            <w:u w:val="single"/>
-          </w:rPr>
-          <w:t>26:29</w:t>
-        </w:r>
-      </w:hyperlink>
+      <w:r>
+        <w:rPr>
+          <w:lang w:val="zh_TW" w:bidi="zh_TW"/>
+        </w:rPr>
+        <w:t>26:29</w:t>
+      </w:r>
       <w:r>
         <w:rPr>
           <w:lang w:val="zh_TW" w:bidi="zh_TW"/>
@@ -2116,108 +1594,72 @@
         </w:rPr>
         <w:t>門徒訓練。馬太福音強調耶穌呼召男女受洗，跟從祂來作祂的門徒，遵守祂的教導（</w:t>
       </w:r>
-      <w:hyperlink r:id="rId73">
-        <w:r>
-          <w:rPr>
-            <w:lang w:val="zh_TW" w:bidi="zh_TW"/>
-          </w:rPr>
-          <w:rPr>
-            <w:color w:val="0000EE"/>
-            <w:u w:val="single"/>
-          </w:rPr>
-          <w:t>28:20</w:t>
-        </w:r>
-      </w:hyperlink>
+      <w:r>
+        <w:rPr>
+          <w:lang w:val="zh_TW" w:bidi="zh_TW"/>
+        </w:rPr>
+        <w:t>28:20</w:t>
+      </w:r>
       <w:r>
         <w:rPr>
           <w:lang w:val="zh_TW" w:bidi="zh_TW"/>
         </w:rPr>
         <w:t>），並享受與祂的團契。耶穌在登山寶訓中總結了門徒訓練的要求（</w:t>
       </w:r>
-      <w:hyperlink r:id="rId16">
-        <w:r>
-          <w:rPr>
-            <w:lang w:val="zh_TW" w:bidi="zh_TW"/>
-          </w:rPr>
-          <w:rPr>
-            <w:color w:val="0000EE"/>
-            <w:u w:val="single"/>
-          </w:rPr>
-          <w:t>第5–7章</w:t>
-        </w:r>
-      </w:hyperlink>
+      <w:r>
+        <w:rPr>
+          <w:lang w:val="zh_TW" w:bidi="zh_TW"/>
+        </w:rPr>
+        <w:t>第5–7章</w:t>
+      </w:r>
       <w:r>
         <w:rPr>
           <w:lang w:val="zh_TW" w:bidi="zh_TW"/>
         </w:rPr>
         <w:t>），這個主題在馬太福音中反覆出現（例如，</w:t>
       </w:r>
-      <w:hyperlink r:id="rId26">
-        <w:r>
-          <w:rPr>
-            <w:lang w:val="zh_TW" w:bidi="zh_TW"/>
-          </w:rPr>
-          <w:rPr>
-            <w:color w:val="0000EE"/>
-            <w:u w:val="single"/>
-          </w:rPr>
-          <w:t>10:1–42</w:t>
-        </w:r>
-      </w:hyperlink>
+      <w:r>
+        <w:rPr>
+          <w:lang w:val="zh_TW" w:bidi="zh_TW"/>
+        </w:rPr>
+        <w:t>10:1–42</w:t>
+      </w:r>
       <w:r>
         <w:rPr>
           <w:lang w:val="zh_TW" w:bidi="zh_TW"/>
         </w:rPr>
         <w:t>，</w:t>
       </w:r>
-      <w:hyperlink r:id="rId89">
-        <w:r>
-          <w:rPr>
-            <w:lang w:val="zh_TW" w:bidi="zh_TW"/>
-          </w:rPr>
-          <w:rPr>
-            <w:color w:val="0000EE"/>
-            <w:u w:val="single"/>
-          </w:rPr>
-          <w:t>16:24–26</w:t>
-        </w:r>
-      </w:hyperlink>
+      <w:r>
+        <w:rPr>
+          <w:lang w:val="zh_TW" w:bidi="zh_TW"/>
+        </w:rPr>
+        <w:t>16:24–26</w:t>
+      </w:r>
       <w:r>
         <w:rPr>
           <w:lang w:val="zh_TW" w:bidi="zh_TW"/>
         </w:rPr>
         <w:t>）。馬太展示了門徒在基督的幫助下勝過失敗（見</w:t>
       </w:r>
-      <w:hyperlink r:id="rId90">
-        <w:r>
-          <w:rPr>
-            <w:lang w:val="zh_TW" w:bidi="zh_TW"/>
-          </w:rPr>
-          <w:rPr>
-            <w:color w:val="0000EE"/>
-            <w:u w:val="single"/>
-          </w:rPr>
-          <w:t>14:28–33</w:t>
-        </w:r>
-      </w:hyperlink>
+      <w:r>
+        <w:rPr>
+          <w:lang w:val="zh_TW" w:bidi="zh_TW"/>
+        </w:rPr>
+        <w:t>14:28–33</w:t>
+      </w:r>
       <w:r>
         <w:rPr>
           <w:lang w:val="zh_TW" w:bidi="zh_TW"/>
         </w:rPr>
         <w:t>，</w:t>
       </w:r>
-      <w:hyperlink r:id="rId91">
-        <w:r>
-          <w:rPr>
-            <w:lang w:val="zh_TW" w:bidi="zh_TW"/>
-          </w:rPr>
-          <w:rPr>
-            <w:color w:val="0000EE"/>
-            <w:u w:val="single"/>
-          </w:rPr>
-          <w:t>16:5–12</w:t>
-        </w:r>
-      </w:hyperlink>
+      <w:r>
+        <w:rPr>
+          <w:lang w:val="zh_TW" w:bidi="zh_TW"/>
+        </w:rPr>
+        <w:t>16:5–12</w:t>
+      </w:r>
       <w:r>
         <w:rPr>
           <w:lang w:val="zh_TW" w:bidi="zh_TW"/>
@@ -2252,54 +1694,36 @@
         </w:rPr>
         <w:t>普世觀點。在一本猶太風格如此強烈的書中，令人驚訝的是如此強調外邦人也包括在彌賽亞救贖的工作當中。這卷福音書比任何其它福音書都更強調這一點，它強調了好消息是給所有人的，包括外邦人。這種立場使馬太在兩個基本問題上與他那個時代的猶太群體產生了分歧：誰是神的子民？以色列國將來會怎樣？降生的敘事顯示神拯救外邦人，並且在整本書中外邦人被正面的描繪。既然神是至高者，祂的彌賽亞就是整個受造之物的王。雖然神特別在以色列的國中工作（見</w:t>
       </w:r>
-      <w:hyperlink r:id="rId61">
-        <w:r>
-          <w:rPr>
-            <w:lang w:val="zh_TW" w:bidi="zh_TW"/>
-          </w:rPr>
-          <w:rPr>
-            <w:color w:val="0000EE"/>
-            <w:u w:val="single"/>
-          </w:rPr>
-          <w:t>10:5–6</w:t>
-        </w:r>
-      </w:hyperlink>
+      <w:r>
+        <w:rPr>
+          <w:lang w:val="zh_TW" w:bidi="zh_TW"/>
+        </w:rPr>
+        <w:t>10:5–6</w:t>
+      </w:r>
       <w:r>
         <w:rPr>
           <w:lang w:val="zh_TW" w:bidi="zh_TW"/>
         </w:rPr>
         <w:t>，</w:t>
       </w:r>
-      <w:hyperlink r:id="rId92">
-        <w:r>
-          <w:rPr>
-            <w:lang w:val="zh_TW" w:bidi="zh_TW"/>
-          </w:rPr>
-          <w:rPr>
-            <w:color w:val="0000EE"/>
-            <w:u w:val="single"/>
-          </w:rPr>
-          <w:t>15:24</w:t>
-        </w:r>
-      </w:hyperlink>
+      <w:r>
+        <w:rPr>
+          <w:lang w:val="zh_TW" w:bidi="zh_TW"/>
+        </w:rPr>
+        <w:t>15:24</w:t>
+      </w:r>
       <w:r>
         <w:rPr>
           <w:lang w:val="zh_TW" w:bidi="zh_TW"/>
         </w:rPr>
         <w:t>），但天國的開啟也將神的恩惠分享給萬國（見</w:t>
       </w:r>
-      <w:hyperlink r:id="rId93">
-        <w:r>
-          <w:rPr>
-            <w:lang w:val="zh_TW" w:bidi="zh_TW"/>
-          </w:rPr>
-          <w:rPr>
-            <w:color w:val="0000EE"/>
-            <w:u w:val="single"/>
-          </w:rPr>
-          <w:t>28:18–20</w:t>
-        </w:r>
-      </w:hyperlink>
+      <w:r>
+        <w:rPr>
+          <w:lang w:val="zh_TW" w:bidi="zh_TW"/>
+        </w:rPr>
+        <w:t>28:18–20</w:t>
+      </w:r>
       <w:r>
         <w:rPr>
           <w:lang w:val="zh_TW" w:bidi="zh_TW"/>
